--- a/docs/semanarios/2026-09/semanario-ricardo-palhares-2026-09-07-a-11-semana-b.docx
+++ b/docs/semanarios/2026-09/semanario-ricardo-palhares-2026-09-07-a-11-semana-b.docx
@@ -2,7 +2,7 @@
 <file path=word/document.xml><?xml version="1.0" encoding="utf-8"?>
 <w:document xmlns:w="http://schemas.openxmlformats.org/wordprocessingml/2006/main" xmlns:m="http://schemas.openxmlformats.org/officeDocument/2006/math" xmlns:r="http://schemas.openxmlformats.org/officeDocument/2006/relationships" xmlns:o="urn:schemas-microsoft-com:office:office" xmlns:v="urn:schemas-microsoft-com:vml" xmlns:w10="urn:schemas-microsoft-com:office:word" xmlns:a="http://schemas.openxmlformats.org/drawingml/2006/main" xmlns:pic="http://schemas.openxmlformats.org/drawingml/2006/picture" xmlns:wp="http://schemas.openxmlformats.org/drawingml/2006/wordprocessingDrawing">
   <w:body>
-    <w:bookmarkStart w:id="18" w:name="X0341f86569f38cb086ede40132b461d6606ed96"/>
+    <w:bookmarkStart w:id="19" w:name="X0341f86569f38cb086ede40132b461d6606ed96"/>
     <w:p>
       <w:pPr>
         <w:pStyle w:val="Heading1"/>
@@ -574,7 +574,342 @@
       </w:tr>
     </w:tbl>
     <w:bookmarkEnd w:id="10"/>
-    <w:bookmarkStart w:id="17" w:name="planos-de-aula"/>
+    <w:bookmarkStart w:id="11" w:name="quantitativo-de-alunos-e-cópias"/>
+    <w:p>
+      <w:pPr>
+        <w:pStyle w:val="Heading2"/>
+      </w:pPr>
+      <w:r>
+        <w:t xml:space="preserve">Quantitativo de alunos e cópias</w:t>
+      </w:r>
+    </w:p>
+    <w:tbl>
+      <w:tblPr>
+        <w:tblStyle w:val="Table"/>
+        <w:tblW w:type="auto" w:w="0"/>
+        <w:tblLook w:firstRow="1" w:lastRow="0" w:firstColumn="0" w:lastColumn="0" w:noHBand="0" w:noVBand="0" w:val="0020"/>
+      </w:tblPr>
+      <w:tblGrid>
+        <w:gridCol w:w="2640"/>
+        <w:gridCol w:w="2640"/>
+        <w:gridCol w:w="2640"/>
+      </w:tblGrid>
+      <w:tr>
+        <w:trPr>
+          <w:tblHeader w:val="on"/>
+        </w:trPr>
+        <w:tc>
+          <w:tcPr/>
+          <w:p>
+            <w:pPr>
+              <w:pStyle w:val="Compact"/>
+            </w:pPr>
+            <w:r>
+              <w:t xml:space="preserve">Turma</w:t>
+            </w:r>
+          </w:p>
+        </w:tc>
+        <w:tc>
+          <w:tcPr/>
+          <w:p>
+            <w:pPr>
+              <w:pStyle w:val="Compact"/>
+              <w:jc w:val="right"/>
+            </w:pPr>
+            <w:r>
+              <w:t xml:space="preserve">Alunos</w:t>
+            </w:r>
+          </w:p>
+        </w:tc>
+        <w:tc>
+          <w:tcPr/>
+          <w:p>
+            <w:pPr>
+              <w:pStyle w:val="Compact"/>
+            </w:pPr>
+            <w:r>
+              <w:t xml:space="preserve">Cópias avulsas para preparar</w:t>
+            </w:r>
+          </w:p>
+        </w:tc>
+      </w:tr>
+      <w:tr>
+        <w:tc>
+          <w:tcPr/>
+          <w:p>
+            <w:pPr>
+              <w:pStyle w:val="Compact"/>
+            </w:pPr>
+            <w:r>
+              <w:t xml:space="preserve">4ºB</w:t>
+            </w:r>
+          </w:p>
+        </w:tc>
+        <w:tc>
+          <w:tcPr/>
+          <w:p>
+            <w:pPr>
+              <w:pStyle w:val="Compact"/>
+              <w:jc w:val="right"/>
+            </w:pPr>
+            <w:r>
+              <w:t xml:space="preserve">20</w:t>
+            </w:r>
+          </w:p>
+        </w:tc>
+        <w:tc>
+          <w:tcPr/>
+          <w:p>
+            <w:pPr>
+              <w:pStyle w:val="Compact"/>
+            </w:pPr>
+            <w:r>
+              <w:t xml:space="preserve">a especificar no material da aula</w:t>
+            </w:r>
+          </w:p>
+        </w:tc>
+      </w:tr>
+      <w:tr>
+        <w:tc>
+          <w:tcPr/>
+          <w:p>
+            <w:pPr>
+              <w:pStyle w:val="Compact"/>
+            </w:pPr>
+            <w:r>
+              <w:t xml:space="preserve">5ºC</w:t>
+            </w:r>
+          </w:p>
+        </w:tc>
+        <w:tc>
+          <w:tcPr/>
+          <w:p>
+            <w:pPr>
+              <w:pStyle w:val="Compact"/>
+              <w:jc w:val="right"/>
+            </w:pPr>
+            <w:r>
+              <w:t xml:space="preserve">18</w:t>
+            </w:r>
+          </w:p>
+        </w:tc>
+        <w:tc>
+          <w:tcPr/>
+          <w:p>
+            <w:pPr>
+              <w:pStyle w:val="Compact"/>
+            </w:pPr>
+            <w:r>
+              <w:t xml:space="preserve">a especificar no material da aula</w:t>
+            </w:r>
+          </w:p>
+        </w:tc>
+      </w:tr>
+      <w:tr>
+        <w:tc>
+          <w:tcPr/>
+          <w:p>
+            <w:pPr>
+              <w:pStyle w:val="Compact"/>
+            </w:pPr>
+            <w:r>
+              <w:t xml:space="preserve">3ºB</w:t>
+            </w:r>
+          </w:p>
+        </w:tc>
+        <w:tc>
+          <w:tcPr/>
+          <w:p>
+            <w:pPr>
+              <w:pStyle w:val="Compact"/>
+              <w:jc w:val="right"/>
+            </w:pPr>
+            <w:r>
+              <w:t xml:space="preserve">15</w:t>
+            </w:r>
+          </w:p>
+        </w:tc>
+        <w:tc>
+          <w:tcPr/>
+          <w:p>
+            <w:pPr>
+              <w:pStyle w:val="Compact"/>
+            </w:pPr>
+            <w:r>
+              <w:t xml:space="preserve">Ficha do camaleão:</w:t>
+            </w:r>
+            <w:r>
+              <w:t xml:space="preserve"> </w:t>
+            </w:r>
+            <w:r>
+              <w:rPr>
+                <w:b/>
+                <w:bCs/>
+              </w:rPr>
+              <w:t xml:space="preserve">15</w:t>
+            </w:r>
+          </w:p>
+        </w:tc>
+      </w:tr>
+      <w:tr>
+        <w:tc>
+          <w:tcPr/>
+          <w:p>
+            <w:pPr>
+              <w:pStyle w:val="Compact"/>
+            </w:pPr>
+            <w:r>
+              <w:t xml:space="preserve">1ºA</w:t>
+            </w:r>
+          </w:p>
+        </w:tc>
+        <w:tc>
+          <w:tcPr/>
+          <w:p>
+            <w:pPr>
+              <w:pStyle w:val="Compact"/>
+              <w:jc w:val="right"/>
+            </w:pPr>
+            <w:r>
+              <w:t xml:space="preserve">16</w:t>
+            </w:r>
+          </w:p>
+        </w:tc>
+        <w:tc>
+          <w:tcPr/>
+          <w:p>
+            <w:pPr>
+              <w:pStyle w:val="Compact"/>
+            </w:pPr>
+            <w:r>
+              <w:t xml:space="preserve">a especificar no material da aula</w:t>
+            </w:r>
+          </w:p>
+        </w:tc>
+      </w:tr>
+      <w:tr>
+        <w:tc>
+          <w:tcPr/>
+          <w:p>
+            <w:pPr>
+              <w:pStyle w:val="Compact"/>
+            </w:pPr>
+            <w:r>
+              <w:t xml:space="preserve">4ºA</w:t>
+            </w:r>
+          </w:p>
+        </w:tc>
+        <w:tc>
+          <w:tcPr/>
+          <w:p>
+            <w:pPr>
+              <w:pStyle w:val="Compact"/>
+              <w:jc w:val="right"/>
+            </w:pPr>
+            <w:r>
+              <w:t xml:space="preserve">23</w:t>
+            </w:r>
+          </w:p>
+        </w:tc>
+        <w:tc>
+          <w:tcPr/>
+          <w:p>
+            <w:pPr>
+              <w:pStyle w:val="Compact"/>
+            </w:pPr>
+            <w:r>
+              <w:t xml:space="preserve">a especificar no material da aula</w:t>
+            </w:r>
+          </w:p>
+        </w:tc>
+      </w:tr>
+      <w:tr>
+        <w:tc>
+          <w:tcPr/>
+          <w:p>
+            <w:pPr>
+              <w:pStyle w:val="Compact"/>
+            </w:pPr>
+            <w:r>
+              <w:t xml:space="preserve">4ºD</w:t>
+            </w:r>
+          </w:p>
+        </w:tc>
+        <w:tc>
+          <w:tcPr/>
+          <w:p>
+            <w:pPr>
+              <w:pStyle w:val="Compact"/>
+              <w:jc w:val="right"/>
+            </w:pPr>
+            <w:r>
+              <w:t xml:space="preserve">13</w:t>
+            </w:r>
+          </w:p>
+        </w:tc>
+        <w:tc>
+          <w:tcPr/>
+          <w:p>
+            <w:pPr>
+              <w:pStyle w:val="Compact"/>
+            </w:pPr>
+            <w:r>
+              <w:t xml:space="preserve">a especificar no material da aula</w:t>
+            </w:r>
+          </w:p>
+        </w:tc>
+      </w:tr>
+      <w:tr>
+        <w:tc>
+          <w:tcPr/>
+          <w:p>
+            <w:pPr>
+              <w:pStyle w:val="Compact"/>
+            </w:pPr>
+            <w:r>
+              <w:rPr>
+                <w:b/>
+                <w:bCs/>
+              </w:rPr>
+              <w:t xml:space="preserve">Total</w:t>
+            </w:r>
+          </w:p>
+        </w:tc>
+        <w:tc>
+          <w:tcPr/>
+          <w:p>
+            <w:pPr>
+              <w:pStyle w:val="Compact"/>
+              <w:jc w:val="right"/>
+            </w:pPr>
+            <w:r>
+              <w:rPr>
+                <w:b/>
+                <w:bCs/>
+              </w:rPr>
+              <w:t xml:space="preserve">105</w:t>
+            </w:r>
+          </w:p>
+        </w:tc>
+        <w:tc>
+          <w:tcPr/>
+          <w:p>
+            <w:pPr>
+              <w:pStyle w:val="Compact"/>
+            </w:pPr>
+            <w:r>
+              <w:rPr>
+                <w:b/>
+                <w:bCs/>
+              </w:rPr>
+              <w:t xml:space="preserve">15 cópias da ficha do camaleão</w:t>
+            </w:r>
+          </w:p>
+        </w:tc>
+      </w:tr>
+    </w:tbl>
+    <w:bookmarkEnd w:id="11"/>
+    <w:bookmarkStart w:id="18" w:name="planos-de-aula"/>
     <w:p>
       <w:pPr>
         <w:pStyle w:val="Heading2"/>
@@ -583,7 +918,7 @@
         <w:t xml:space="preserve">Planos de aula</w:t>
       </w:r>
     </w:p>
-    <w:bookmarkStart w:id="11" w:name="ºb-0909-07150855"/>
+    <w:bookmarkStart w:id="12" w:name="ºb-0909-07150855"/>
     <w:p>
       <w:pPr>
         <w:pStyle w:val="Heading3"/>
@@ -824,8 +1159,8 @@
         </w:tc>
       </w:tr>
     </w:tbl>
-    <w:bookmarkEnd w:id="11"/>
-    <w:bookmarkStart w:id="12" w:name="ºa-1009-08550920-e-10051055"/>
+    <w:bookmarkEnd w:id="12"/>
+    <w:bookmarkStart w:id="13" w:name="ºa-1009-08550920-e-10051055"/>
     <w:p>
       <w:pPr>
         <w:pStyle w:val="Heading3"/>
@@ -1078,8 +1413,8 @@
         </w:tc>
       </w:tr>
     </w:tbl>
-    <w:bookmarkEnd w:id="12"/>
-    <w:bookmarkStart w:id="13" w:name="ºc-0909-14351545"/>
+    <w:bookmarkEnd w:id="13"/>
+    <w:bookmarkStart w:id="14" w:name="ºc-0909-14351545"/>
     <w:p>
       <w:pPr>
         <w:pStyle w:val="Heading3"/>
@@ -1272,8 +1607,8 @@
         </w:tc>
       </w:tr>
     </w:tbl>
-    <w:bookmarkEnd w:id="13"/>
-    <w:bookmarkStart w:id="14" w:name="ºb-1009-07150855"/>
+    <w:bookmarkEnd w:id="14"/>
+    <w:bookmarkStart w:id="15" w:name="ºb-1009-07150855"/>
     <w:p>
       <w:pPr>
         <w:pStyle w:val="Heading3"/>
@@ -1514,8 +1849,8 @@
         </w:tc>
       </w:tr>
     </w:tbl>
-    <w:bookmarkEnd w:id="14"/>
-    <w:bookmarkStart w:id="15" w:name="ºa-1009-10551145"/>
+    <w:bookmarkEnd w:id="15"/>
+    <w:bookmarkStart w:id="16" w:name="ºa-1009-10551145"/>
     <w:p>
       <w:pPr>
         <w:pStyle w:val="Heading3"/>
@@ -1708,8 +2043,8 @@
         </w:tc>
       </w:tr>
     </w:tbl>
-    <w:bookmarkEnd w:id="15"/>
-    <w:bookmarkStart w:id="16" w:name="ºd-0909-15451725"/>
+    <w:bookmarkEnd w:id="16"/>
+    <w:bookmarkStart w:id="17" w:name="ºd-0909-15451725"/>
     <w:p>
       <w:pPr>
         <w:pStyle w:val="Heading3"/>
@@ -1962,9 +2297,9 @@
         <w:t xml:space="preserve">Registro pós-aula: anotar a evidência de aprendizagem e qualquer defasagem observada, sem substituir a aula oficial seguinte do 4º ano.</w:t>
       </w:r>
     </w:p>
-    <w:bookmarkEnd w:id="16"/>
     <w:bookmarkEnd w:id="17"/>
     <w:bookmarkEnd w:id="18"/>
+    <w:bookmarkEnd w:id="19"/>
     <w:sectPr>
       <w:footnotePr>
         <w:numRestart w:val="eachSect"/>

--- a/docs/semanarios/2026-09/semanario-ricardo-palhares-2026-09-07-a-11-semana-b.docx
+++ b/docs/semanarios/2026-09/semanario-ricardo-palhares-2026-09-07-a-11-semana-b.docx
@@ -948,7 +948,20 @@
         </w:numPr>
       </w:pPr>
       <w:r>
-        <w:t xml:space="preserve">Materiais: apostila, peças de montagem, fita adesiva, fita métrica ou trena.</w:t>
+        <w:t xml:space="preserve">Materiais: apostila, peças de montagem, fita adesiva, fita métrica ou trena e</w:t>
+      </w:r>
+      <w:r>
+        <w:t xml:space="preserve"> </w:t>
+      </w:r>
+      <w:r>
+        <w:rPr>
+          <w:b/>
+          <w:bCs/>
+        </w:rPr>
+        <w:t xml:space="preserve">rolo de papel kraft</w:t>
+      </w:r>
+      <w:r>
+        <w:t xml:space="preserve">.</w:t>
       </w:r>
     </w:p>
     <w:p>
@@ -1883,6 +1896,31 @@
         <w:t xml:space="preserve">Referências: professor p. 106; aluno p. 85.</w:t>
       </w:r>
     </w:p>
+    <w:p>
+      <w:pPr>
+        <w:pStyle w:val="Compact"/>
+        <w:numPr>
+          <w:ilvl w:val="0"/>
+          <w:numId w:val="1006"/>
+        </w:numPr>
+      </w:pPr>
+      <w:r>
+        <w:t xml:space="preserve">Materiais: apostila, peças de montagem, fita adesiva, fita métrica ou trena e</w:t>
+      </w:r>
+      <w:r>
+        <w:t xml:space="preserve"> </w:t>
+      </w:r>
+      <w:r>
+        <w:rPr>
+          <w:b/>
+          <w:bCs/>
+        </w:rPr>
+        <w:t xml:space="preserve">rolo de papel kraft</w:t>
+      </w:r>
+      <w:r>
+        <w:t xml:space="preserve">.</w:t>
+      </w:r>
+    </w:p>
     <w:tbl>
       <w:tblPr>
         <w:tblStyle w:val="Table"/>
@@ -2086,7 +2124,23 @@
         </w:numPr>
       </w:pPr>
       <w:r>
-        <w:t xml:space="preserve">Materiais: apostila, peças de montagem, fita adesiva, fita métrica ou trena e superfície para teste.</w:t>
+        <w:t xml:space="preserve">Materiais: apostila, peças de montagem, fita adesiva, fita métrica ou trena,</w:t>
+      </w:r>
+      <w:r>
+        <w:t xml:space="preserve"> </w:t>
+      </w:r>
+      <w:r>
+        <w:rPr>
+          <w:b/>
+          <w:bCs/>
+        </w:rPr>
+        <w:t xml:space="preserve">rolo de papel kraft</w:t>
+      </w:r>
+      <w:r>
+        <w:t xml:space="preserve"> </w:t>
+      </w:r>
+      <w:r>
+        <w:t xml:space="preserve">e superfície para teste.</w:t>
       </w:r>
     </w:p>
     <w:tbl>
